--- a/en/wisdom-stories/what-women-have-endured-in-this-world.docx
+++ b/en/wisdom-stories/what-women-have-endured-in-this-world.docx
@@ -4,399 +4,223 @@
   <w:body>
     <w:p>
       <w:pPr>
-        <w:spacing w:before="0" w:after="60"/>
-        <w:jc w:val="left"/>
+        <w:pStyle w:val="Title"/>
       </w:pPr>
       <w:r>
-        <w:rPr>
-          <w:rFonts w:ascii="Arial" w:hAnsi="Arial" w:eastAsia="Arial"/>
-          <w:i w:val="0"/>
-          <w:color w:val="000000"/>
-          <w:sz w:val="52"/>
-        </w:rPr>
-        <w:t>What did a woman suffer in this world...</w:t>
+        <w:t>What Women Have Endured</w:t>
       </w:r>
     </w:p>
     <w:p>
       <w:pPr>
-        <w:jc w:val="left"/>
+        <w:spacing w:after="80"/>
       </w:pPr>
       <w:r>
-        <w:rPr>
-          <w:rFonts w:ascii="Arial" w:hAnsi="Arial" w:eastAsia="Arial"/>
-          <w:i w:val="0"/>
-          <w:color w:val="000000"/>
-          <w:sz w:val="22"/>
-        </w:rPr>
-        <w:t>What did a woman suffer in this world...</w:t>
+        <w:t>What have women endured in this world?</w:t>
       </w:r>
     </w:p>
     <w:p>
       <w:pPr>
-        <w:jc w:val="left"/>
+        <w:spacing w:after="80"/>
       </w:pPr>
       <w:r>
-        <w:rPr>
-          <w:rFonts w:ascii="Arial" w:hAnsi="Arial" w:eastAsia="Arial"/>
-          <w:i w:val="0"/>
-          <w:color w:val="000000"/>
-          <w:sz w:val="22"/>
-        </w:rPr>
         <w:t>Even in fairy tales, they made her either a witch or a stepmother...</w:t>
       </w:r>
     </w:p>
     <w:p>
       <w:pPr>
-        <w:jc w:val="left"/>
+        <w:spacing w:after="80"/>
       </w:pPr>
       <w:r>
-        <w:rPr>
-          <w:rFonts w:ascii="Arial" w:hAnsi="Arial" w:eastAsia="Arial"/>
-          <w:i w:val="0"/>
-          <w:color w:val="000000"/>
-          <w:sz w:val="22"/>
-        </w:rPr>
-        <w:t>What was not said about a woman in stories.</w:t>
+        <w:t>Stories burdened women with every accusation.</w:t>
+      </w:r>
+    </w:p>
+    <w:p>
+      <w:pPr/>
+      <w:r>
+        <w:t>A woman was rarely allowed to be herself, though she gave life, nurtured it, and loved without conditions.</w:t>
       </w:r>
     </w:p>
     <w:p>
       <w:pPr>
-        <w:jc w:val="left"/>
+        <w:spacing w:after="80"/>
       </w:pPr>
       <w:r>
-        <w:rPr>
-          <w:rFonts w:ascii="Arial" w:hAnsi="Arial" w:eastAsia="Arial"/>
-          <w:i w:val="0"/>
-          <w:color w:val="000000"/>
-          <w:sz w:val="22"/>
-        </w:rPr>
-        <w:t>She could never be herself; whereas in this world, her name should have been someone who gave life, nurtured, and loved unconditionally.</w:t>
-      </w:r>
-    </w:p>
-    <w:p>
-      <w:pPr>
-        <w:jc w:val="left"/>
-      </w:pPr>
-      <w:r>
-        <w:rPr>
-          <w:rFonts w:ascii="Arial" w:hAnsi="Arial" w:eastAsia="Arial"/>
-          <w:i w:val="0"/>
-          <w:color w:val="000000"/>
-          <w:sz w:val="22"/>
-        </w:rPr>
         <w:t>Woman...</w:t>
       </w:r>
     </w:p>
     <w:p>
       <w:pPr>
-        <w:jc w:val="left"/>
+        <w:spacing w:after="80"/>
       </w:pPr>
       <w:r>
-        <w:rPr>
-          <w:rFonts w:ascii="Arial" w:hAnsi="Arial" w:eastAsia="Arial"/>
-          <w:i w:val="0"/>
-          <w:color w:val="000000"/>
-          <w:sz w:val="22"/>
-        </w:rPr>
         <w:t>They told her that her hair was long and her mind was short.</w:t>
       </w:r>
     </w:p>
     <w:p>
       <w:pPr>
-        <w:jc w:val="left"/>
+        <w:spacing w:after="80"/>
       </w:pPr>
       <w:r>
-        <w:rPr>
-          <w:rFonts w:ascii="Arial" w:hAnsi="Arial" w:eastAsia="Arial"/>
-          <w:i w:val="0"/>
-          <w:color w:val="000000"/>
-          <w:sz w:val="22"/>
-        </w:rPr>
-        <w:t>Your hands are full of flour, stay put, don't interfere with anyone, they told her.</w:t>
+        <w:t>“Your hands are covered in flour. Stay in the kitchen. Don’t interfere.”</w:t>
       </w:r>
     </w:p>
     <w:p>
       <w:pPr>
-        <w:jc w:val="left"/>
+        <w:spacing w:after="80"/>
       </w:pPr>
       <w:r>
-        <w:rPr>
-          <w:rFonts w:ascii="Arial" w:hAnsi="Arial" w:eastAsia="Arial"/>
-          <w:i w:val="0"/>
-          <w:color w:val="000000"/>
-          <w:sz w:val="22"/>
-        </w:rPr>
-        <w:t>Oh woman, what did you suffer in this world.</w:t>
+        <w:t>Woman, how much you have endured.</w:t>
       </w:r>
     </w:p>
     <w:p>
       <w:pPr>
-        <w:jc w:val="left"/>
+        <w:spacing w:after="80"/>
       </w:pPr>
       <w:r>
-        <w:rPr>
-          <w:rFonts w:ascii="Arial" w:hAnsi="Arial" w:eastAsia="Arial"/>
-          <w:i w:val="0"/>
-          <w:color w:val="000000"/>
-          <w:sz w:val="22"/>
-        </w:rPr>
         <w:t>Few people knew your worth.</w:t>
       </w:r>
     </w:p>
     <w:p>
       <w:pPr>
-        <w:jc w:val="left"/>
+        <w:spacing w:after="80"/>
       </w:pPr>
       <w:r>
-        <w:rPr>
-          <w:rFonts w:ascii="Arial" w:hAnsi="Arial" w:eastAsia="Arial"/>
-          <w:i w:val="0"/>
-          <w:color w:val="000000"/>
-          <w:sz w:val="22"/>
-        </w:rPr>
         <w:t>Few people could see your love, your heart, your goodness.</w:t>
       </w:r>
     </w:p>
     <w:p>
       <w:pPr>
-        <w:jc w:val="left"/>
+        <w:spacing w:after="80"/>
       </w:pPr>
       <w:r>
-        <w:rPr>
-          <w:rFonts w:ascii="Arial" w:hAnsi="Arial" w:eastAsia="Arial"/>
-          <w:i w:val="0"/>
-          <w:color w:val="000000"/>
-          <w:sz w:val="22"/>
-        </w:rPr>
-        <w:t>When you asked for your rights, you were evil, but when you were silent, you were pure.</w:t>
+        <w:t>They called you wicked when you asked for your rights and virtuous when you kept silent.</w:t>
       </w:r>
     </w:p>
     <w:p>
       <w:pPr>
-        <w:jc w:val="left"/>
+        <w:spacing w:after="80"/>
       </w:pPr>
       <w:r>
-        <w:rPr>
-          <w:rFonts w:ascii="Arial" w:hAnsi="Arial" w:eastAsia="Arial"/>
-          <w:i w:val="0"/>
-          <w:color w:val="000000"/>
-          <w:sz w:val="22"/>
-        </w:rPr>
-        <w:t>When you showed your love, some thought you were a master.</w:t>
+        <w:t>Some mistook your love for a wish to control them.</w:t>
       </w:r>
     </w:p>
     <w:p>
-      <w:pPr>
-        <w:jc w:val="left"/>
-      </w:pPr>
+      <w:pPr/>
       <w:r>
-        <w:rPr>
-          <w:rFonts w:ascii="Arial" w:hAnsi="Arial" w:eastAsia="Arial"/>
-          <w:i w:val="0"/>
-          <w:color w:val="000000"/>
-          <w:sz w:val="22"/>
-        </w:rPr>
         <w:t>Sometimes, those you raised to the heavens with your love preferred to stay there and forgot about you.</w:t>
       </w:r>
     </w:p>
     <w:p>
       <w:pPr>
-        <w:jc w:val="left"/>
+        <w:spacing w:after="80"/>
       </w:pPr>
       <w:r>
-        <w:rPr>
-          <w:rFonts w:ascii="Arial" w:hAnsi="Arial" w:eastAsia="Arial"/>
-          <w:i w:val="0"/>
-          <w:color w:val="000000"/>
-          <w:sz w:val="22"/>
-        </w:rPr>
-        <w:t>They didn't ask if you were okay, if you weren't okay, how were you.</w:t>
+        <w:t>They did not ask how you were or whether you needed help.</w:t>
       </w:r>
     </w:p>
     <w:p>
       <w:pPr>
-        <w:jc w:val="left"/>
+        <w:spacing w:after="80"/>
       </w:pPr>
       <w:r>
-        <w:rPr>
-          <w:rFonts w:ascii="Arial" w:hAnsi="Arial" w:eastAsia="Arial"/>
-          <w:i w:val="0"/>
-          <w:color w:val="000000"/>
-          <w:sz w:val="22"/>
-        </w:rPr>
-        <w:t>They didn't say if you were there or not.</w:t>
+        <w:t>They scarcely noticed whether you were there.</w:t>
       </w:r>
     </w:p>
     <w:p>
       <w:pPr>
-        <w:jc w:val="left"/>
+        <w:spacing w:after="80"/>
       </w:pPr>
       <w:r>
-        <w:rPr>
-          <w:rFonts w:ascii="Arial" w:hAnsi="Arial" w:eastAsia="Arial"/>
-          <w:i w:val="0"/>
-          <w:color w:val="000000"/>
-          <w:sz w:val="22"/>
-        </w:rPr>
         <w:t>They forgot that you had a soul.</w:t>
       </w:r>
     </w:p>
     <w:p>
       <w:pPr>
-        <w:jc w:val="left"/>
+        <w:spacing w:after="80"/>
       </w:pPr>
       <w:r>
-        <w:rPr>
-          <w:rFonts w:ascii="Arial" w:hAnsi="Arial" w:eastAsia="Arial"/>
-          <w:i w:val="0"/>
-          <w:color w:val="000000"/>
-          <w:sz w:val="22"/>
-        </w:rPr>
         <w:t>They forgot that you were human.</w:t>
       </w:r>
     </w:p>
     <w:p>
       <w:pPr>
-        <w:jc w:val="left"/>
+        <w:spacing w:after="80"/>
       </w:pPr>
       <w:r>
-        <w:rPr>
-          <w:rFonts w:ascii="Arial" w:hAnsi="Arial" w:eastAsia="Arial"/>
-          <w:i w:val="0"/>
-          <w:color w:val="000000"/>
-          <w:sz w:val="22"/>
-        </w:rPr>
-        <w:t>They made you sick, they crushed you, they ignored you...</w:t>
+        <w:t>They wore you down, crushed your spirit, and ignored you.</w:t>
       </w:r>
     </w:p>
     <w:p>
       <w:pPr>
-        <w:jc w:val="left"/>
+        <w:spacing w:after="80"/>
       </w:pPr>
       <w:r>
-        <w:rPr>
-          <w:rFonts w:ascii="Arial" w:hAnsi="Arial" w:eastAsia="Arial"/>
-          <w:i w:val="0"/>
-          <w:color w:val="000000"/>
-          <w:sz w:val="22"/>
-        </w:rPr>
-        <w:t>And you had no intention other than to beautify, help, and improve.</w:t>
+        <w:t>Yet you wanted only to help, to care, and to make life better.</w:t>
       </w:r>
     </w:p>
     <w:p>
       <w:pPr>
-        <w:jc w:val="left"/>
+        <w:spacing w:after="80"/>
       </w:pPr>
       <w:r>
-        <w:rPr>
-          <w:rFonts w:ascii="Arial" w:hAnsi="Arial" w:eastAsia="Arial"/>
-          <w:i w:val="0"/>
-          <w:color w:val="000000"/>
-          <w:sz w:val="22"/>
-        </w:rPr>
         <w:t>Your soul wandered in this world in need of love.</w:t>
       </w:r>
     </w:p>
     <w:p>
       <w:pPr>
-        <w:jc w:val="left"/>
+        <w:spacing w:after="80"/>
       </w:pPr>
       <w:r>
-        <w:rPr>
-          <w:rFonts w:ascii="Arial" w:hAnsi="Arial" w:eastAsia="Arial"/>
-          <w:i w:val="0"/>
-          <w:color w:val="000000"/>
-          <w:sz w:val="22"/>
-        </w:rPr>
         <w:t>They talked about heaven and made you experience hell.</w:t>
       </w:r>
     </w:p>
     <w:p>
       <w:pPr>
-        <w:jc w:val="left"/>
+        <w:spacing w:after="80"/>
       </w:pPr>
       <w:r>
-        <w:rPr>
-          <w:rFonts w:ascii="Arial" w:hAnsi="Arial" w:eastAsia="Arial"/>
-          <w:i w:val="0"/>
-          <w:color w:val="000000"/>
-          <w:sz w:val="22"/>
-        </w:rPr>
-        <w:t>They looked into your eyes and denied even what they saw there. They did not hear the cry that came from within.</w:t>
+        <w:t>They looked into your eyes and denied the pain they saw. They would not hear the cry within you.</w:t>
       </w:r>
     </w:p>
     <w:p>
       <w:pPr>
-        <w:jc w:val="left"/>
+        <w:keepNext/>
       </w:pPr>
       <w:r>
-        <w:rPr>
-          <w:rFonts w:ascii="Arial" w:hAnsi="Arial" w:eastAsia="Arial"/>
-          <w:i w:val="0"/>
-          <w:color w:val="000000"/>
-          <w:sz w:val="22"/>
-        </w:rPr>
-        <w:t>She loved being a mother the most, she loved looking into her child's eyes with love. In this world, only her child's embrace felt sincere to her.</w:t>
+        <w:t>You loved being a mother, looking into your child’s eyes. In that child’s embrace, you found an affection you could trust.</w:t>
       </w:r>
     </w:p>
     <w:p>
       <w:pPr>
-        <w:pStyle w:val="Moral"/>
+        <w:keepNext/>
         <w:keepLines/>
-        <w:widowControl/>
-        <w:spacing w:before="240" w:after="180" w:line="283" w:lineRule="auto"/>
-        <w:ind w:left="240" w:right="240"/>
-        <w:jc w:val="left"/>
-        <w:pBdr>
-          <w:top w:val="single" w:sz="8" w:space="7" w:color="E8D59A"/>
-          <w:left w:val="single" w:sz="32" w:space="11" w:color="C6A23A"/>
-          <w:bottom w:val="single" w:sz="8" w:space="7" w:color="E8D59A"/>
-          <w:right w:val="single" w:sz="8" w:space="11" w:color="E8D59A"/>
-        </w:pBdr>
-        <w:shd w:val="clear" w:color="auto" w:fill="FFF8E1"/>
+        <w:spacing w:before="160"/>
       </w:pPr>
       <w:r>
         <w:rPr>
-          <w:rFonts w:ascii="Arial" w:hAnsi="Arial" w:eastAsia="Arial" w:cs="Arial"/>
           <w:b/>
-          <w:i w:val="0"/>
-          <w:color w:val="9A7417"/>
-          <w:sz w:val="22"/>
         </w:rPr>
-        <w:t xml:space="preserve">Moral: </w:t>
+        <w:t>Moral:</w:t>
       </w:r>
       <w:r>
-        <w:rPr>
-          <w:rFonts w:ascii="Arial" w:hAnsi="Arial" w:eastAsia="Arial" w:cs="Arial"/>
-          <w:b w:val="0"/>
-          <w:i w:val="0"/>
-          <w:color w:val="3F3826"/>
-          <w:sz w:val="22"/>
-        </w:rPr>
-        <w:t>There can be no peace or love where a woman is not valued. It is the duty of society to see her work and heart.</w:t>
+        <w:t xml:space="preserve"> There can be no peace or love where a woman is not valued. It is the duty of society to see her work and heart.</w:t>
       </w:r>
     </w:p>
     <w:p>
       <w:pPr>
-        <w:keepLines/>
-        <w:widowControl/>
-        <w:spacing w:before="60" w:after="0" w:line="240" w:lineRule="auto"/>
-        <w:jc w:val="right"/>
+        <w:spacing w:after="80"/>
       </w:pPr>
       <w:r>
         <w:rPr>
-          <w:rFonts w:ascii="Arial" w:hAnsi="Arial" w:eastAsia="Arial" w:cs="Arial"/>
-          <w:b w:val="0"/>
           <w:i/>
-          <w:color w:val="8A7950"/>
-          <w:sz w:val="17"/>
+          <w:sz w:val="18"/>
         </w:rPr>
-        <w:t>The story was obtained from open Internet sources.</w:t>
+        <w:t>Source: Publicly available internet sources.</w:t>
       </w:r>
     </w:p>
     <w:sectPr>
       <w:pgSz w:w="12240" w:h="15840"/>
-      <w:pgMar w:top="936" w:right="1440" w:bottom="792" w:left="1440" w:header="708" w:footer="708" w:gutter="0"/>
+      <w:pgMar w:top="1080" w:right="1224" w:bottom="1080" w:left="1224" w:header="720" w:footer="720" w:gutter="0"/>
       <w:cols w:space="720"/>
       <w:docGrid w:linePitch="360"/>
     </w:sectPr>
@@ -768,12 +592,14 @@
     <w:qFormat/>
     <w:rsid w:val="00FC693F"/>
     <w:pPr>
-      <w:spacing w:before="0" w:after="60" w:line="240" w:lineRule="auto"/>
+      <w:widowControl/>
+      <w:spacing w:after="120" w:line="259" w:lineRule="auto"/>
     </w:pPr>
     <w:rPr>
-      <w:rFonts w:ascii="Arial" w:hAnsi="Arial" w:eastAsia="Arial"/>
+      <w:rFonts w:ascii="Arial" w:hAnsi="Arial"/>
       <w:color w:val="000000"/>
       <w:sz w:val="22"/>
+      <w:lang w:val="en-US"/>
     </w:rPr>
   </w:style>
   <w:style w:type="paragraph" w:styleId="Header">
@@ -1117,18 +943,17 @@
     <w:qFormat/>
     <w:rsid w:val="00FC693F"/>
     <w:pPr>
-      <w:pBdr>
-        <w:bottom w:val="single" w:sz="8" w:space="4" w:color="4F81BD" w:themeColor="accent1"/>
-      </w:pBdr>
-      <w:spacing w:after="300" w:line="240" w:lineRule="auto"/>
+      <w:keepNext/>
+      <w:spacing w:after="280" w:line="240" w:lineRule="auto"/>
       <w:contextualSpacing/>
     </w:pPr>
     <w:rPr>
-      <w:rFonts w:asciiTheme="majorHAnsi" w:eastAsiaTheme="majorEastAsia" w:hAnsiTheme="majorHAnsi" w:cstheme="majorBidi"/>
-      <w:color w:val="17365D" w:themeColor="text2" w:themeShade="BF"/>
+      <w:rFonts w:asciiTheme="majorHAnsi" w:eastAsiaTheme="majorEastAsia" w:hAnsiTheme="majorHAnsi" w:cstheme="majorBidi" w:ascii="Arial" w:hAnsi="Arial"/>
+      <w:b/>
+      <w:color w:val="000000"/>
       <w:spacing w:val="5"/>
       <w:kern w:val="28"/>
-      <w:sz w:val="52"/>
+      <w:sz w:val="34"/>
       <w:szCs w:val="52"/>
     </w:rPr>
   </w:style>
@@ -1604,9 +1429,6 @@
     <w:qFormat/>
     <w:rsid w:val="00FC693F"/>
     <w:pPr>
-      <w:pBdr>
-        <w:bottom w:val="single" w:sz="4" w:space="4" w:color="4F81BD" w:themeColor="accent1"/>
-      </w:pBdr>
       <w:spacing w:before="200" w:after="280"/>
       <w:ind w:left="936" w:right="936"/>
     </w:pPr>
@@ -12457,18 +12279,6 @@
         <w:shd w:val="clear" w:color="auto" w:fill="FBCAA2" w:themeFill="accent6" w:themeFillTint="7F"/>
       </w:tcPr>
     </w:tblStylePr>
-  </w:style>
-  <w:style w:type="paragraph" w:customStyle="1" w:styleId="Moral">
-    <w:name w:val="Moral"/>
-    <w:basedOn w:val="Normal"/>
-    <w:pPr>
-      <w:spacing w:before="160" w:after="0" w:line="276" w:lineRule="auto"/>
-    </w:pPr>
-    <w:rPr>
-      <w:rFonts w:ascii="Arial" w:hAnsi="Arial" w:eastAsia="Arial"/>
-      <w:i/>
-      <w:sz w:val="22"/>
-    </w:rPr>
   </w:style>
 </w:styles>
 </file>

--- a/en/wisdom-stories/what-women-have-endured-in-this-world.docx
+++ b/en/wisdom-stories/what-women-have-endured-in-this-world.docx
@@ -15,7 +15,7 @@
         <w:spacing w:after="80"/>
       </w:pPr>
       <w:r>
-        <w:t>What have women endured in this world?</w:t>
+        <w:t>What a woman has endured in this world...</w:t>
       </w:r>
     </w:p>
     <w:p>
@@ -31,13 +31,13 @@
         <w:spacing w:after="80"/>
       </w:pPr>
       <w:r>
-        <w:t>Stories burdened women with every accusation.</w:t>
+        <w:t>What didn’t they say about a woman in the stories.</w:t>
       </w:r>
     </w:p>
     <w:p>
       <w:pPr/>
       <w:r>
-        <w:t>A woman was rarely allowed to be herself, though she gave life, nurtured it, and loved without conditions.</w:t>
+        <w:t>They would not let her be herself. They should have known her as a person who gives life, raises children, and loves without expecting anything in return.</w:t>
       </w:r>
     </w:p>
     <w:p>
@@ -61,7 +61,7 @@
         <w:spacing w:after="80"/>
       </w:pPr>
       <w:r>
-        <w:t>“Your hands are covered in flour. Stay in the kitchen. Don’t interfere.”</w:t>
+        <w:t>“Your hands are covered in flour. Sit where you belong. Don’t interfere with anyone.”</w:t>
       </w:r>
     </w:p>
     <w:p>
@@ -101,7 +101,7 @@
         <w:spacing w:after="80"/>
       </w:pPr>
       <w:r>
-        <w:t>Some mistook your love for a wish to control them.</w:t>
+        <w:t>When you showed your love, some thought they were your master.</w:t>
       </w:r>
     </w:p>
     <w:p>
@@ -115,7 +115,7 @@
         <w:spacing w:after="80"/>
       </w:pPr>
       <w:r>
-        <w:t>They did not ask how you were or whether you needed help.</w:t>
+        <w:t>They did not ask what was going on or how you were.</w:t>
       </w:r>
     </w:p>
     <w:p>
@@ -123,7 +123,7 @@
         <w:spacing w:after="80"/>
       </w:pPr>
       <w:r>
-        <w:t>They scarcely noticed whether you were there.</w:t>
+        <w:t>They never asked whether you were there or not.</w:t>
       </w:r>
     </w:p>
     <w:p>
@@ -147,7 +147,7 @@
         <w:spacing w:after="80"/>
       </w:pPr>
       <w:r>
-        <w:t>They wore you down, crushed your spirit, and ignored you.</w:t>
+        <w:t>They made you ill, crushed you, and treated you as nothing.</w:t>
       </w:r>
     </w:p>
     <w:p>
@@ -155,7 +155,7 @@
         <w:spacing w:after="80"/>
       </w:pPr>
       <w:r>
-        <w:t>Yet you wanted only to help, to care, and to make life better.</w:t>
+        <w:t>Yet you wanted only to beautify, to help, and to change things toward the good.</w:t>
       </w:r>
     </w:p>
     <w:p>
@@ -179,7 +179,7 @@
         <w:spacing w:after="80"/>
       </w:pPr>
       <w:r>
-        <w:t>They looked into your eyes and denied the pain they saw. They would not hear the cry within you.</w:t>
+        <w:t>They looked into your eyes and denied even what they saw there. They would not hear the cry within you.</w:t>
       </w:r>
     </w:p>
     <w:p>
@@ -187,7 +187,7 @@
         <w:keepNext/>
       </w:pPr>
       <w:r>
-        <w:t>You loved being a mother, looking into your child’s eyes. In that child’s embrace, you found an affection you could trust.</w:t>
+        <w:t>What you loved most was being a mother and looking with love into your child’s eyes. In this world, only your child’s embrace felt sincere to you.</w:t>
       </w:r>
     </w:p>
     <w:p>
@@ -200,11 +200,9 @@
         <w:rPr>
           <w:b/>
         </w:rPr>
-        <w:t>Moral:</w:t>
+        <w:t>Moral: There can be no peace or love where a woman is not valued. It is the duty of society to see her work and heart.</w:t>
       </w:r>
-      <w:r>
-        <w:t xml:space="preserve"> There can be no peace or love where a woman is not valued. It is the duty of society to see her work and heart.</w:t>
-      </w:r>
+      <w:r/>
     </w:p>
     <w:p>
       <w:pPr>
@@ -215,7 +213,7 @@
           <w:i/>
           <w:sz w:val="18"/>
         </w:rPr>
-        <w:t>Source: Publicly available internet sources.</w:t>
+        <w:t>Stories are taken from open Internet sources; illustrations were created with AI.</w:t>
       </w:r>
     </w:p>
     <w:sectPr>
